--- a/static/downloads/pt-br/docx/layer-1/membership-agreement.docx
+++ b/static/downloads/pt-br/docx/layer-1/membership-agreement.docx
@@ -87,7 +87,7 @@
         <w:t xml:space="preserve"> </w:t>
       </w:r>
       <w:r>
-        <w:t xml:space="preserve">2026-06-26</w:t>
+        <w:t xml:space="preserve">2026-07-07</w:t>
       </w:r>
     </w:p>
     <w:p>
@@ -252,10 +252,10 @@
     </w:p>
     <w:p>
       <w:pPr>
-        <w:pStyle w:val="BlockText"/>
-      </w:pPr>
-      <w:r>
-        <w:t xml:space="preserve">Assinado (ou explicitamente reconhecido) por cada membro no momento da admissão. Define os direitos e obrigações de cada estado de associação.</w:t>
+        <w:pStyle w:val="FirstParagraph"/>
+      </w:pPr>
+      <w:r>
+        <w:t xml:space="preserve">&gt; Assinado (ou explicitamente reconhecido) por cada membro no momento da admissão. Define os direitos e obrigações de cada estado de associação.</w:t>
       </w:r>
     </w:p>
     <w:p>
@@ -329,8 +329,14 @@
     </w:p>
     <w:p>
       <w:pPr>
-        <w:pStyle w:val="BlockText"/>
-      </w:pPr>
+        <w:pStyle w:val="BodyText"/>
+      </w:pPr>
+      <w:r>
+        <w:t xml:space="preserve">&gt;</w:t>
+      </w:r>
+      <w:r>
+        <w:t xml:space="preserve"> </w:t>
+      </w:r>
       <w:r>
         <w:rPr>
           <w:b/>
@@ -338,19 +344,29 @@
         </w:rPr>
         <w:t xml:space="preserve">Justificativa — Por que declarar o estado na assinatura</w:t>
       </w:r>
-    </w:p>
-    <w:p>
-      <w:pPr>
-        <w:pStyle w:val="BlockText"/>
-      </w:pPr>
-      <w:r>
-        <w:t xml:space="preserve">A associação não é um único binário. Uma pessoa que está entrando precisa saber exatamente em qual estado está ingressando — Experimental ou Pleno — porque o estado determina o que ela pode fazer e o que se espera dela. Nomeá-lo no momento do consentimento evita ambiguidade posterior sobre aquilo com que ela realmente concordou.</w:t>
-      </w:r>
-    </w:p>
-    <w:p>
-      <w:pPr>
-        <w:pStyle w:val="BlockText"/>
-      </w:pPr>
+      <w:r>
+        <w:t xml:space="preserve"> </w:t>
+      </w:r>
+      <w:r>
+        <w:t xml:space="preserve">&gt;</w:t>
+      </w:r>
+      <w:r>
+        <w:t xml:space="preserve"> </w:t>
+      </w:r>
+      <w:r>
+        <w:t xml:space="preserve">&gt; A associação não é um único binário. Uma pessoa que está entrando precisa saber exatamente em qual estado está ingressando — Experimental ou Pleno — porque o estado determina o que ela pode fazer e o que se espera dela. Nomeá-lo no momento do consentimento evita ambiguidade posterior sobre aquilo com que ela realmente concordou.</w:t>
+      </w:r>
+    </w:p>
+    <w:p>
+      <w:pPr>
+        <w:pStyle w:val="BodyText"/>
+      </w:pPr>
+      <w:r>
+        <w:t xml:space="preserve">&gt;</w:t>
+      </w:r>
+      <w:r>
+        <w:t xml:space="preserve"> </w:t>
+      </w:r>
       <w:r>
         <w:rPr>
           <w:b/>
@@ -358,18 +374,22 @@
         </w:rPr>
         <w:t xml:space="preserve">Instruções — Como preencher esta seção</w:t>
       </w:r>
-    </w:p>
-    <w:p>
-      <w:pPr>
-        <w:pStyle w:val="BlockText"/>
-      </w:pPr>
-      <w:r>
-        <w:t xml:space="preserve">Indique em qual(is) estado(s) de associação um novo membro entra no momento da assinatura (por exemplo, Membro Experimental, Membro Pleno ou qualquer estado personalizado definido no Registro de Estados de Associação).</w:t>
-      </w:r>
-    </w:p>
-    <w:p>
-      <w:pPr>
-        <w:pStyle w:val="FirstParagraph"/>
+      <w:r>
+        <w:t xml:space="preserve"> </w:t>
+      </w:r>
+      <w:r>
+        <w:t xml:space="preserve">&gt;</w:t>
+      </w:r>
+      <w:r>
+        <w:t xml:space="preserve"> </w:t>
+      </w:r>
+      <w:r>
+        <w:t xml:space="preserve">&gt; Indique em qual(is) estado(s) de associação um novo membro entra no momento da assinatura (por exemplo, Membro Experimental, Membro Pleno ou qualquer estado personalizado definido no Registro de Estados de Associação).</w:t>
+      </w:r>
+    </w:p>
+    <w:p>
+      <w:pPr>
+        <w:pStyle w:val="BodyText"/>
       </w:pPr>
       <w:r>
         <w:rPr>
@@ -468,8 +488,14 @@
     </w:p>
     <w:p>
       <w:pPr>
-        <w:pStyle w:val="BlockText"/>
-      </w:pPr>
+        <w:pStyle w:val="BodyText"/>
+      </w:pPr>
+      <w:r>
+        <w:t xml:space="preserve">&gt;</w:t>
+      </w:r>
+      <w:r>
+        <w:t xml:space="preserve"> </w:t>
+      </w:r>
       <w:r>
         <w:rPr>
           <w:b/>
@@ -477,19 +503,29 @@
         </w:rPr>
         <w:t xml:space="preserve">Justificativa — Por que enumerar os direitos explicitamente</w:t>
       </w:r>
-    </w:p>
-    <w:p>
-      <w:pPr>
-        <w:pStyle w:val="BlockText"/>
-      </w:pPr>
-      <w:r>
-        <w:t xml:space="preserve">Direitos que não estão escritos são direitos que podem ser silenciosamente retirados. Enumerá-los torna os compromissos da comunidade legíveis, exigíveis e simétricos em relação às obrigações que se pede aos membros que carreguem. Sem essa lista, as obrigações se tornam exigências em aberto, sem proteção recíproca.</w:t>
-      </w:r>
-    </w:p>
-    <w:p>
-      <w:pPr>
-        <w:pStyle w:val="BlockText"/>
-      </w:pPr>
+      <w:r>
+        <w:t xml:space="preserve"> </w:t>
+      </w:r>
+      <w:r>
+        <w:t xml:space="preserve">&gt;</w:t>
+      </w:r>
+      <w:r>
+        <w:t xml:space="preserve"> </w:t>
+      </w:r>
+      <w:r>
+        <w:t xml:space="preserve">&gt; Direitos que não estão escritos são direitos que podem ser silenciosamente retirados. Enumerá-los torna os compromissos da comunidade legíveis, exigíveis e simétricos em relação às obrigações que se pede aos membros que carreguem. Sem essa lista, as obrigações se tornam exigências em aberto, sem proteção recíproca.</w:t>
+      </w:r>
+    </w:p>
+    <w:p>
+      <w:pPr>
+        <w:pStyle w:val="BodyText"/>
+      </w:pPr>
+      <w:r>
+        <w:t xml:space="preserve">&gt;</w:t>
+      </w:r>
+      <w:r>
+        <w:t xml:space="preserve"> </w:t>
+      </w:r>
       <w:r>
         <w:rPr>
           <w:b/>
@@ -497,13 +533,17 @@
         </w:rPr>
         <w:t xml:space="preserve">Instruções — Como preencher esta seção</w:t>
       </w:r>
-    </w:p>
-    <w:p>
-      <w:pPr>
-        <w:pStyle w:val="BlockText"/>
-      </w:pPr>
-      <w:r>
-        <w:t xml:space="preserve">Liste direitos concretos concedidos a cada estado de associação. Faça referência à Matriz de Decisão (Camada 2) para os direitos de voto, ao Registro de Papéis (Camada 5) para a elegibilidade a papéis e à Camada 4 para as garantias de devido processo.</w:t>
+      <w:r>
+        <w:t xml:space="preserve"> </w:t>
+      </w:r>
+      <w:r>
+        <w:t xml:space="preserve">&gt;</w:t>
+      </w:r>
+      <w:r>
+        <w:t xml:space="preserve"> </w:t>
+      </w:r>
+      <w:r>
+        <w:t xml:space="preserve">&gt; Liste direitos concretos concedidos a cada estado de associação. Faça referência à Matriz de Decisão (Camada 2) para os direitos de voto, ao Registro de Papéis (Camada 5) para a elegibilidade a papéis e à Camada 4 para as garantias de devido processo.</w:t>
       </w:r>
     </w:p>
     <w:p>
@@ -723,8 +763,14 @@
     </w:p>
     <w:p>
       <w:pPr>
-        <w:pStyle w:val="BlockText"/>
-      </w:pPr>
+        <w:pStyle w:val="BodyText"/>
+      </w:pPr>
+      <w:r>
+        <w:t xml:space="preserve">&gt;</w:t>
+      </w:r>
+      <w:r>
+        <w:t xml:space="preserve"> </w:t>
+      </w:r>
       <w:r>
         <w:rPr>
           <w:b/>
@@ -732,13 +778,17 @@
         </w:rPr>
         <w:t xml:space="preserve">Justificativa — Por que delimitar as obrigações com firmeza</w:t>
       </w:r>
-    </w:p>
-    <w:p>
-      <w:pPr>
-        <w:pStyle w:val="BlockText"/>
-      </w:pPr>
-      <w:r>
-        <w:t xml:space="preserve">Obrigações em aberto são o caminho pelo qual as comunidades escorregam para a exploração —</w:t>
+      <w:r>
+        <w:t xml:space="preserve"> </w:t>
+      </w:r>
+      <w:r>
+        <w:t xml:space="preserve">&gt;</w:t>
+      </w:r>
+      <w:r>
+        <w:t xml:space="preserve"> </w:t>
+      </w:r>
+      <w:r>
+        <w:t xml:space="preserve">&gt; Obrigações em aberto são o caminho pelo qual as comunidades escorregam para a exploração —</w:t>
       </w:r>
       <w:r>
         <w:t xml:space="preserve"> </w:t>
@@ -773,8 +823,14 @@
     </w:p>
     <w:p>
       <w:pPr>
-        <w:pStyle w:val="BlockText"/>
-      </w:pPr>
+        <w:pStyle w:val="BodyText"/>
+      </w:pPr>
+      <w:r>
+        <w:t xml:space="preserve">&gt;</w:t>
+      </w:r>
+      <w:r>
+        <w:t xml:space="preserve"> </w:t>
+      </w:r>
       <w:r>
         <w:rPr>
           <w:b/>
@@ -782,13 +838,17 @@
         </w:rPr>
         <w:t xml:space="preserve">Instruções — Como preencher esta seção</w:t>
       </w:r>
-    </w:p>
-    <w:p>
-      <w:pPr>
-        <w:pStyle w:val="BlockText"/>
-      </w:pPr>
-      <w:r>
-        <w:t xml:space="preserve">Liste obrigações concretas e delimitadas. Cada obrigação deve ser verificável: um membro precisa conseguir saber se está cumprindo-a. Evite deveres vagos.</w:t>
+      <w:r>
+        <w:t xml:space="preserve"> </w:t>
+      </w:r>
+      <w:r>
+        <w:t xml:space="preserve">&gt;</w:t>
+      </w:r>
+      <w:r>
+        <w:t xml:space="preserve"> </w:t>
+      </w:r>
+      <w:r>
+        <w:t xml:space="preserve">&gt; Liste obrigações concretas e delimitadas. Cada obrigação deve ser verificável: um membro precisa conseguir saber se está cumprindo-a. Evite deveres vagos.</w:t>
       </w:r>
     </w:p>
     <w:p>
@@ -1016,8 +1076,14 @@
     </w:p>
     <w:p>
       <w:pPr>
-        <w:pStyle w:val="BlockText"/>
-      </w:pPr>
+        <w:pStyle w:val="BodyText"/>
+      </w:pPr>
+      <w:r>
+        <w:t xml:space="preserve">&gt;</w:t>
+      </w:r>
+      <w:r>
+        <w:t xml:space="preserve"> </w:t>
+      </w:r>
       <w:r>
         <w:rPr>
           <w:b/>
@@ -1025,11 +1091,21 @@
         </w:rPr>
         <w:t xml:space="preserve">Justificativa — Por que definir a participação em números</w:t>
       </w:r>
-    </w:p>
-    <w:p>
-      <w:pPr>
-        <w:pStyle w:val="BlockText"/>
-      </w:pPr>
+      <w:r>
+        <w:t xml:space="preserve"> </w:t>
+      </w:r>
+      <w:r>
+        <w:t xml:space="preserve">&gt;</w:t>
+      </w:r>
+      <w:r>
+        <w:t xml:space="preserve"> </w:t>
+      </w:r>
+      <w:r>
+        <w:t xml:space="preserve">&gt;</w:t>
+      </w:r>
+      <w:r>
+        <w:t xml:space="preserve"> </w:t>
+      </w:r>
       <w:r>
         <w:t xml:space="preserve">“Membro ativo”</w:t>
       </w:r>
@@ -1042,8 +1118,14 @@
     </w:p>
     <w:p>
       <w:pPr>
-        <w:pStyle w:val="BlockText"/>
-      </w:pPr>
+        <w:pStyle w:val="BodyText"/>
+      </w:pPr>
+      <w:r>
+        <w:t xml:space="preserve">&gt;</w:t>
+      </w:r>
+      <w:r>
+        <w:t xml:space="preserve"> </w:t>
+      </w:r>
       <w:r>
         <w:rPr>
           <w:b/>
@@ -1051,13 +1133,17 @@
         </w:rPr>
         <w:t xml:space="preserve">Instruções — Como preencher esta seção</w:t>
       </w:r>
-    </w:p>
-    <w:p>
-      <w:pPr>
-        <w:pStyle w:val="BlockText"/>
-      </w:pPr>
-      <w:r>
-        <w:t xml:space="preserve">Indique um mínimo mensurável (frequência × categoria), regras de substituição e ausência, e o gatilho que move um membro não participante para um processo da Camada 4.</w:t>
+      <w:r>
+        <w:t xml:space="preserve"> </w:t>
+      </w:r>
+      <w:r>
+        <w:t xml:space="preserve">&gt;</w:t>
+      </w:r>
+      <w:r>
+        <w:t xml:space="preserve"> </w:t>
+      </w:r>
+      <w:r>
+        <w:t xml:space="preserve">&gt; Indique um mínimo mensurável (frequência × categoria), regras de substituição e ausência, e o gatilho que move um membro não participante para um processo da Camada 4.</w:t>
       </w:r>
     </w:p>
     <w:p>
@@ -1202,8 +1288,14 @@
     </w:p>
     <w:p>
       <w:pPr>
-        <w:pStyle w:val="BlockText"/>
-      </w:pPr>
+        <w:pStyle w:val="FirstParagraph"/>
+      </w:pPr>
+      <w:r>
+        <w:t xml:space="preserve">&gt;</w:t>
+      </w:r>
+      <w:r>
+        <w:t xml:space="preserve"> </w:t>
+      </w:r>
       <w:r>
         <w:rPr>
           <w:b/>
@@ -1211,19 +1303,29 @@
         </w:rPr>
         <w:t xml:space="preserve">Justificativa — Por que reafirmar o devido processo aqui</w:t>
       </w:r>
-    </w:p>
-    <w:p>
-      <w:pPr>
-        <w:pStyle w:val="BlockText"/>
-      </w:pPr>
-      <w:r>
-        <w:t xml:space="preserve">O Acordo de Associação é o único documento que cada membro realmente lê e consente. Nomear o devido processo aqui — e não somente na Camada 4 — garante que nenhum membro possa ser removido ou restringido sob uma regra que não lhe foi mostrada quando entrou. Isso fecha a lacuna entre o que a comunidade promete e o que ela pode fazer.</w:t>
-      </w:r>
-    </w:p>
-    <w:p>
-      <w:pPr>
-        <w:pStyle w:val="BlockText"/>
-      </w:pPr>
+      <w:r>
+        <w:t xml:space="preserve"> </w:t>
+      </w:r>
+      <w:r>
+        <w:t xml:space="preserve">&gt;</w:t>
+      </w:r>
+      <w:r>
+        <w:t xml:space="preserve"> </w:t>
+      </w:r>
+      <w:r>
+        <w:t xml:space="preserve">&gt; O Acordo de Associação é o único documento que cada membro realmente lê e consente. Nomear o devido processo aqui — e não somente na Camada 4 — garante que nenhum membro possa ser removido ou restringido sob uma regra que não lhe foi mostrada quando entrou. Isso fecha a lacuna entre o que a comunidade promete e o que ela pode fazer.</w:t>
+      </w:r>
+    </w:p>
+    <w:p>
+      <w:pPr>
+        <w:pStyle w:val="BodyText"/>
+      </w:pPr>
+      <w:r>
+        <w:t xml:space="preserve">&gt;</w:t>
+      </w:r>
+      <w:r>
+        <w:t xml:space="preserve"> </w:t>
+      </w:r>
       <w:r>
         <w:rPr>
           <w:b/>
@@ -1231,18 +1333,22 @@
         </w:rPr>
         <w:t xml:space="preserve">Instruções — Como preencher esta seção</w:t>
       </w:r>
-    </w:p>
-    <w:p>
-      <w:pPr>
-        <w:pStyle w:val="BlockText"/>
-      </w:pPr>
-      <w:r>
-        <w:t xml:space="preserve">Faça referência à Escada de Resolução de Conflitos (Camada 4) e ao Protocolo de Saída e Separação, para que qualquer membro que leia o Acordo de Associação saiba onde residem as proteções procedimentais.</w:t>
-      </w:r>
-    </w:p>
-    <w:p>
-      <w:pPr>
-        <w:pStyle w:val="FirstParagraph"/>
+      <w:r>
+        <w:t xml:space="preserve"> </w:t>
+      </w:r>
+      <w:r>
+        <w:t xml:space="preserve">&gt;</w:t>
+      </w:r>
+      <w:r>
+        <w:t xml:space="preserve"> </w:t>
+      </w:r>
+      <w:r>
+        <w:t xml:space="preserve">&gt; Faça referência à Escada de Resolução de Conflitos (Camada 4) e ao Protocolo de Saída e Separação, para que qualquer membro que leia o Acordo de Associação saiba onde residem as proteções procedimentais.</w:t>
+      </w:r>
+    </w:p>
+    <w:p>
+      <w:pPr>
+        <w:pStyle w:val="BodyText"/>
       </w:pPr>
       <w:r>
         <w:t xml:space="preserve">Qualquer saída forçada, suspensão ou restrição de acesso segue o devido processo da Camada 4 e o Protocolo de Saída e Separação.</w:t>
@@ -1260,8 +1366,14 @@
     </w:p>
     <w:p>
       <w:pPr>
-        <w:pStyle w:val="BlockText"/>
-      </w:pPr>
+        <w:pStyle w:val="FirstParagraph"/>
+      </w:pPr>
+      <w:r>
+        <w:t xml:space="preserve">&gt;</w:t>
+      </w:r>
+      <w:r>
+        <w:t xml:space="preserve"> </w:t>
+      </w:r>
       <w:r>
         <w:rPr>
           <w:b/>
@@ -1269,19 +1381,29 @@
         </w:rPr>
         <w:t xml:space="preserve">Justificativa — Por que exigir consentimento explícito</w:t>
       </w:r>
-    </w:p>
-    <w:p>
-      <w:pPr>
-        <w:pStyle w:val="BlockText"/>
-      </w:pPr>
-      <w:r>
-        <w:t xml:space="preserve">Consentimento presumido é consentimento que pode ser negado depois. Exigir um ato explícito — assinar, clicar, reconhecer — em um momento conhecido vincula o membro às versões específicas dos artefatos vigentes naquele dia, e dá à comunidade um registro defensável de que o acordo foi firmado livre e conscientemente.</w:t>
-      </w:r>
-    </w:p>
-    <w:p>
-      <w:pPr>
-        <w:pStyle w:val="BlockText"/>
-      </w:pPr>
+      <w:r>
+        <w:t xml:space="preserve"> </w:t>
+      </w:r>
+      <w:r>
+        <w:t xml:space="preserve">&gt;</w:t>
+      </w:r>
+      <w:r>
+        <w:t xml:space="preserve"> </w:t>
+      </w:r>
+      <w:r>
+        <w:t xml:space="preserve">&gt; Consentimento presumido é consentimento que pode ser negado depois. Exigir um ato explícito — assinar, clicar, reconhecer — em um momento conhecido vincula o membro às versões específicas dos artefatos vigentes naquele dia, e dá à comunidade um registro defensável de que o acordo foi firmado livre e conscientemente.</w:t>
+      </w:r>
+    </w:p>
+    <w:p>
+      <w:pPr>
+        <w:pStyle w:val="BodyText"/>
+      </w:pPr>
+      <w:r>
+        <w:t xml:space="preserve">&gt;</w:t>
+      </w:r>
+      <w:r>
+        <w:t xml:space="preserve"> </w:t>
+      </w:r>
       <w:r>
         <w:rPr>
           <w:b/>
@@ -1289,18 +1411,22 @@
         </w:rPr>
         <w:t xml:space="preserve">Instruções — Como preencher esta seção</w:t>
       </w:r>
-    </w:p>
-    <w:p>
-      <w:pPr>
-        <w:pStyle w:val="BlockText"/>
-      </w:pPr>
-      <w:r>
-        <w:t xml:space="preserve">Descreva o ato de consentimento (assinatura, reconhecimento no aplicativo etc.) e a quais versões dos artefatos o membro está consentindo naquele momento.</w:t>
-      </w:r>
-    </w:p>
-    <w:p>
-      <w:pPr>
-        <w:pStyle w:val="FirstParagraph"/>
+      <w:r>
+        <w:t xml:space="preserve"> </w:t>
+      </w:r>
+      <w:r>
+        <w:t xml:space="preserve">&gt;</w:t>
+      </w:r>
+      <w:r>
+        <w:t xml:space="preserve"> </w:t>
+      </w:r>
+      <w:r>
+        <w:t xml:space="preserve">&gt; Descreva o ato de consentimento (assinatura, reconhecimento no aplicativo etc.) e a quais versões dos artefatos o membro está consentindo naquele momento.</w:t>
+      </w:r>
+    </w:p>
+    <w:p>
+      <w:pPr>
+        <w:pStyle w:val="BodyText"/>
       </w:pPr>
       <w:r>
         <w:t xml:space="preserve">Ao entrar na comunidade por meio do processo de integração definido, o membro consente explicitamente com os termos deste acordo e com os artefatos da Camada 0 em vigor no momento da admissão.</w:t>
@@ -1340,6 +1466,9 @@
       </w:r>
       <w:r>
         <w:t xml:space="preserve"> </w:t>
+      </w:r>
+      <w:r>
+        <w:t xml:space="preserve">&lt;AAAA-MM-DD&gt;</w:t>
       </w:r>
     </w:p>
     <w:p>

--- a/static/downloads/pt-br/docx/layer-1/membership-agreement.docx
+++ b/static/downloads/pt-br/docx/layer-1/membership-agreement.docx
@@ -59,7 +59,7 @@
         <w:t xml:space="preserve">RCOS — Sistema Operacional de Comunidade Regenerativa</w:t>
       </w:r>
     </w:p>
-    <w:bookmarkStart w:id="25" w:name="acordo-de-associação"/>
+    <w:bookmarkStart w:id="27" w:name="acordo-de-associação"/>
     <w:p>
       <w:pPr>
         <w:pStyle w:val="Heading1"/>
@@ -87,7 +87,7 @@
         <w:t xml:space="preserve"> </w:t>
       </w:r>
       <w:r>
-        <w:t xml:space="preserve">2026-07-07</w:t>
+        <w:t xml:space="preserve">2026-08-31</w:t>
       </w:r>
     </w:p>
     <w:p>
@@ -1277,7 +1277,7 @@
       </w:r>
     </w:p>
     <w:bookmarkEnd w:id="21"/>
-    <w:bookmarkStart w:id="22" w:name="referência-ao-devido-processo"/>
+    <w:bookmarkStart w:id="23" w:name="referência-ao-devido-processo"/>
     <w:p>
       <w:pPr>
         <w:pStyle w:val="Heading2"/>
@@ -1289,6 +1289,35 @@
     <w:p>
       <w:pPr>
         <w:pStyle w:val="FirstParagraph"/>
+      </w:pPr>
+      <w:r>
+        <w:rPr>
+          <w:i/>
+          <w:iCs/>
+        </w:rPr>
+        <w:t xml:space="preserve">Cláusulas RCOS:</w:t>
+      </w:r>
+      <w:r>
+        <w:rPr>
+          <w:i/>
+          <w:iCs/>
+        </w:rPr>
+        <w:t xml:space="preserve"> </w:t>
+      </w:r>
+      <w:hyperlink r:id="rId22">
+        <w:r>
+          <w:rPr>
+            <w:rStyle w:val="Hyperlink"/>
+            <w:i/>
+            <w:iCs/>
+          </w:rPr>
+          <w:t xml:space="preserve">3.6.3</w:t>
+        </w:r>
+      </w:hyperlink>
+    </w:p>
+    <w:p>
+      <w:pPr>
+        <w:pStyle w:val="BodyText"/>
       </w:pPr>
       <w:r>
         <w:t xml:space="preserve">&gt;</w:t>
@@ -1354,8 +1383,8 @@
         <w:t xml:space="preserve">Qualquer saída forçada, suspensão ou restrição de acesso segue o devido processo da Camada 4 e o Protocolo de Saída e Separação.</w:t>
       </w:r>
     </w:p>
-    <w:bookmarkEnd w:id="22"/>
-    <w:bookmarkStart w:id="23" w:name="reconhecimento-de-consentimento"/>
+    <w:bookmarkEnd w:id="23"/>
+    <w:bookmarkStart w:id="25" w:name="reconhecimento-de-consentimento"/>
     <w:p>
       <w:pPr>
         <w:pStyle w:val="Heading2"/>
@@ -1367,6 +1396,35 @@
     <w:p>
       <w:pPr>
         <w:pStyle w:val="FirstParagraph"/>
+      </w:pPr>
+      <w:r>
+        <w:rPr>
+          <w:i/>
+          <w:iCs/>
+        </w:rPr>
+        <w:t xml:space="preserve">Cláusulas RCOS:</w:t>
+      </w:r>
+      <w:r>
+        <w:rPr>
+          <w:i/>
+          <w:iCs/>
+        </w:rPr>
+        <w:t xml:space="preserve"> </w:t>
+      </w:r>
+      <w:hyperlink r:id="rId24">
+        <w:r>
+          <w:rPr>
+            <w:rStyle w:val="Hyperlink"/>
+            <w:i/>
+            <w:iCs/>
+          </w:rPr>
+          <w:t xml:space="preserve">3.2.2</w:t>
+        </w:r>
+      </w:hyperlink>
+    </w:p>
+    <w:p>
+      <w:pPr>
+        <w:pStyle w:val="BodyText"/>
       </w:pPr>
       <w:r>
         <w:t xml:space="preserve">&gt;</w:t>
@@ -1439,8 +1497,8 @@
         </w:pict>
       </w:r>
     </w:p>
-    <w:bookmarkEnd w:id="23"/>
-    <w:bookmarkStart w:id="24" w:name="registro-de-ratificação"/>
+    <w:bookmarkEnd w:id="25"/>
+    <w:bookmarkStart w:id="26" w:name="registro-de-ratificação"/>
     <w:p>
       <w:pPr>
         <w:pStyle w:val="Heading2"/>
@@ -1537,8 +1595,8 @@
         <w:t xml:space="preserve">&lt;link para o registro da decisão&gt;</w:t>
       </w:r>
     </w:p>
-    <w:bookmarkEnd w:id="24"/>
-    <w:bookmarkEnd w:id="25"/>
+    <w:bookmarkEnd w:id="26"/>
+    <w:bookmarkEnd w:id="27"/>
     <w:sectPr>
       <w:footnotePr>
         <w:numRestart w:val="eachSect"/>
